--- a/Python/Assignments/Python_Assignments.docx
+++ b/Python/Assignments/Python_Assignments.docx
@@ -1,6 +1,6 @@
 
 <file path=word/document.xml><?xml version="1.0" encoding="utf-8"?>
-<w:document xmlns:wpc="http://schemas.microsoft.com/office/word/2010/wordprocessingCanvas" xmlns:cx="http://schemas.microsoft.com/office/drawing/2014/chartex" xmlns:cx1="http://schemas.microsoft.com/office/drawing/2015/9/8/chartex" xmlns:cx2="http://schemas.microsoft.com/office/drawing/2015/10/21/chartex" xmlns:mc="http://schemas.openxmlformats.org/markup-compatibility/2006" xmlns:o="urn:schemas-microsoft-com:office:office" xmlns:r="http://schemas.openxmlformats.org/officeDocument/2006/relationships" xmlns:m="http://schemas.openxmlformats.org/officeDocument/2006/math" xmlns:v="urn:schemas-microsoft-com:vml" xmlns:wp14="http://schemas.microsoft.com/office/word/2010/wordprocessingDrawing" xmlns:wp="http://schemas.openxmlformats.org/drawingml/2006/wordprocessingDrawing" xmlns:w10="urn:schemas-microsoft-com:office:word" xmlns:w="http://schemas.openxmlformats.org/wordprocessingml/2006/main" xmlns:w14="http://schemas.microsoft.com/office/word/2010/wordml" xmlns:w15="http://schemas.microsoft.com/office/word/2012/wordml" xmlns:w16se="http://schemas.microsoft.com/office/word/2015/wordml/symex" xmlns:wpg="http://schemas.microsoft.com/office/word/2010/wordprocessingGroup" xmlns:wpi="http://schemas.microsoft.com/office/word/2010/wordprocessingInk" xmlns:wne="http://schemas.microsoft.com/office/word/2006/wordml" xmlns:wps="http://schemas.microsoft.com/office/word/2010/wordprocessingShape" mc:Ignorable="w14 w15 w16se wp14">
+<w:document xmlns:wpc="http://schemas.microsoft.com/office/word/2010/wordprocessingCanvas" xmlns:cx="http://schemas.microsoft.com/office/drawing/2014/chartex" xmlns:cx1="http://schemas.microsoft.com/office/drawing/2015/9/8/chartex" xmlns:cx2="http://schemas.microsoft.com/office/drawing/2015/10/21/chartex" xmlns:cx3="http://schemas.microsoft.com/office/drawing/2016/5/9/chartex" xmlns:cx4="http://schemas.microsoft.com/office/drawing/2016/5/10/chartex" xmlns:cx5="http://schemas.microsoft.com/office/drawing/2016/5/11/chartex" xmlns:mc="http://schemas.openxmlformats.org/markup-compatibility/2006" xmlns:o="urn:schemas-microsoft-com:office:office" xmlns:r="http://schemas.openxmlformats.org/officeDocument/2006/relationships" xmlns:m="http://schemas.openxmlformats.org/officeDocument/2006/math" xmlns:v="urn:schemas-microsoft-com:vml" xmlns:wp14="http://schemas.microsoft.com/office/word/2010/wordprocessingDrawing" xmlns:wp="http://schemas.openxmlformats.org/drawingml/2006/wordprocessingDrawing" xmlns:w10="urn:schemas-microsoft-com:office:word" xmlns:w="http://schemas.openxmlformats.org/wordprocessingml/2006/main" xmlns:w14="http://schemas.microsoft.com/office/word/2010/wordml" xmlns:w15="http://schemas.microsoft.com/office/word/2012/wordml" xmlns:w16se="http://schemas.microsoft.com/office/word/2015/wordml/symex" xmlns:wpg="http://schemas.microsoft.com/office/word/2010/wordprocessingGroup" xmlns:wpi="http://schemas.microsoft.com/office/word/2010/wordprocessingInk" xmlns:wne="http://schemas.microsoft.com/office/word/2006/wordml" xmlns:wps="http://schemas.microsoft.com/office/word/2010/wordprocessingShape" mc:Ignorable="w14 w15 w16se wp14">
   <w:body>
     <w:p>
       <w:pPr>
@@ -138,7 +138,23 @@
           <w:sz w:val="28"/>
           <w:szCs w:val="48"/>
         </w:rPr>
-        <w:t>are your program to a sample of the desired output.  As long as they act similarly, then you should be fine to move on.</w:t>
+        <w:t xml:space="preserve">are your program to a sample of the desired output.  </w:t>
+      </w:r>
+      <w:proofErr w:type="gramStart"/>
+      <w:r>
+        <w:rPr>
+          <w:sz w:val="28"/>
+          <w:szCs w:val="48"/>
+        </w:rPr>
+        <w:t>As long as</w:t>
+      </w:r>
+      <w:proofErr w:type="gramEnd"/>
+      <w:r>
+        <w:rPr>
+          <w:sz w:val="28"/>
+          <w:szCs w:val="48"/>
+        </w:rPr>
+        <w:t xml:space="preserve"> they act similarly, then you should be fine to move on.</w:t>
       </w:r>
     </w:p>
     <w:p>
@@ -178,7 +194,22 @@
           <w:szCs w:val="48"/>
         </w:rPr>
         <w:tab/>
-        <w:t>So start off by looking through 00example to get an idea of what’s expected of you.  The files associated with the assignment (expected output, base code to start from etc.) are housed in the assignments folder in the same directory as this file.</w:t>
+      </w:r>
+      <w:proofErr w:type="gramStart"/>
+      <w:r>
+        <w:rPr>
+          <w:sz w:val="28"/>
+          <w:szCs w:val="48"/>
+        </w:rPr>
+        <w:t>So</w:t>
+      </w:r>
+      <w:proofErr w:type="gramEnd"/>
+      <w:r>
+        <w:rPr>
+          <w:sz w:val="28"/>
+          <w:szCs w:val="48"/>
+        </w:rPr>
+        <w:t xml:space="preserve"> start off by looking through 00example to get an idea of what’s expected of you.  The files associated with the assignment (expected output, base code to start from etc.) are housed in the assignments folder in the same directory as this file.</w:t>
       </w:r>
     </w:p>
     <w:p>
@@ -237,7 +268,23 @@
           <w:szCs w:val="48"/>
         </w:rPr>
         <w:tab/>
-        <w:t xml:space="preserve">This assignment is related to turning an LED on and off.  The way to do that (once it’s hooked up to your circuit) is by toggling the I/O (input output) port that it’s connected to.  So we’re going to pretend that the variable </w:t>
+        <w:t xml:space="preserve">This assignment is related to turning an LED on and off.  The way to do that (once it’s hooked up to your circuit) is by toggling the I/O (input output) port that it’s connected to.  </w:t>
+      </w:r>
+      <w:proofErr w:type="gramStart"/>
+      <w:r>
+        <w:rPr>
+          <w:sz w:val="28"/>
+          <w:szCs w:val="48"/>
+        </w:rPr>
+        <w:t>So</w:t>
+      </w:r>
+      <w:proofErr w:type="gramEnd"/>
+      <w:r>
+        <w:rPr>
+          <w:sz w:val="28"/>
+          <w:szCs w:val="48"/>
+        </w:rPr>
+        <w:t xml:space="preserve"> we’re going to pretend that the variable </w:t>
       </w:r>
       <w:r>
         <w:rPr>
@@ -301,7 +348,23 @@
           <w:sz w:val="28"/>
           <w:szCs w:val="48"/>
         </w:rPr>
-        <w:t>The partial code will be in an attached .py file</w:t>
+        <w:t>The partial code will be in an attached .</w:t>
+      </w:r>
+      <w:proofErr w:type="spellStart"/>
+      <w:r>
+        <w:rPr>
+          <w:sz w:val="28"/>
+          <w:szCs w:val="48"/>
+        </w:rPr>
+        <w:t>py</w:t>
+      </w:r>
+      <w:proofErr w:type="spellEnd"/>
+      <w:r>
+        <w:rPr>
+          <w:sz w:val="28"/>
+          <w:szCs w:val="48"/>
+        </w:rPr>
+        <w:t xml:space="preserve"> file</w:t>
       </w:r>
       <w:r>
         <w:rPr>
@@ -395,7 +458,25 @@
           <w:sz w:val="28"/>
           <w:szCs w:val="48"/>
         </w:rPr>
-        <w:t># write code to change and print the value of a every second</w:t>
+        <w:t xml:space="preserve"># write code to change and print the value of </w:t>
+      </w:r>
+      <w:proofErr w:type="gramStart"/>
+      <w:r>
+        <w:rPr>
+          <w:rFonts w:ascii="Comic Sans MS" w:hAnsi="Comic Sans MS"/>
+          <w:sz w:val="28"/>
+          <w:szCs w:val="48"/>
+        </w:rPr>
+        <w:t>a</w:t>
+      </w:r>
+      <w:proofErr w:type="gramEnd"/>
+      <w:r>
+        <w:rPr>
+          <w:rFonts w:ascii="Comic Sans MS" w:hAnsi="Comic Sans MS"/>
+          <w:sz w:val="28"/>
+          <w:szCs w:val="48"/>
+        </w:rPr>
+        <w:t xml:space="preserve"> every second</w:t>
       </w:r>
       <w:r>
         <w:rPr>
@@ -411,7 +492,25 @@
           <w:sz w:val="28"/>
           <w:szCs w:val="48"/>
         </w:rPr>
-        <w:t># in a infinite loop (remember that ctrl-c or command-c</w:t>
+        <w:t xml:space="preserve"># in </w:t>
+      </w:r>
+      <w:proofErr w:type="spellStart"/>
+      <w:r>
+        <w:rPr>
+          <w:rFonts w:ascii="Comic Sans MS" w:hAnsi="Comic Sans MS"/>
+          <w:sz w:val="28"/>
+          <w:szCs w:val="48"/>
+        </w:rPr>
+        <w:t>a</w:t>
+      </w:r>
+      <w:proofErr w:type="spellEnd"/>
+      <w:r>
+        <w:rPr>
+          <w:rFonts w:ascii="Comic Sans MS" w:hAnsi="Comic Sans MS"/>
+          <w:sz w:val="28"/>
+          <w:szCs w:val="48"/>
+        </w:rPr>
+        <w:t xml:space="preserve"> infinite loop (remember that ctrl-c or command-c</w:t>
       </w:r>
       <w:r>
         <w:rPr>
@@ -540,12 +639,21 @@
           <w:szCs w:val="48"/>
         </w:rPr>
       </w:pPr>
+      <w:proofErr w:type="gramStart"/>
       <w:r>
         <w:rPr>
           <w:sz w:val="24"/>
           <w:szCs w:val="48"/>
         </w:rPr>
-        <w:t>Continued on next page</w:t>
+        <w:t>Continued on</w:t>
+      </w:r>
+      <w:proofErr w:type="gramEnd"/>
+      <w:r>
+        <w:rPr>
+          <w:sz w:val="24"/>
+          <w:szCs w:val="48"/>
+        </w:rPr>
+        <w:t xml:space="preserve"> next page</w:t>
       </w:r>
       <w:r>
         <w:rPr>
@@ -614,7 +722,23 @@
           <w:sz w:val="20"/>
           <w:szCs w:val="48"/>
         </w:rPr>
-        <w:t>Type "copyright", "credits" or "license()" for more information.</w:t>
+        <w:t>Type "copyright", "credits" or "</w:t>
+      </w:r>
+      <w:proofErr w:type="gramStart"/>
+      <w:r>
+        <w:rPr>
+          <w:sz w:val="20"/>
+          <w:szCs w:val="48"/>
+        </w:rPr>
+        <w:t>license(</w:t>
+      </w:r>
+      <w:proofErr w:type="gramEnd"/>
+      <w:r>
+        <w:rPr>
+          <w:sz w:val="20"/>
+          <w:szCs w:val="48"/>
+        </w:rPr>
+        <w:t>)" for more information.</w:t>
       </w:r>
     </w:p>
     <w:p>
@@ -749,16 +873,35 @@
           <w:sz w:val="20"/>
           <w:szCs w:val="48"/>
         </w:rPr>
-        <w:t xml:space="preserve">    time.sleep(1)</w:t>
-      </w:r>
-    </w:p>
-    <w:p>
-      <w:pPr>
-        <w:rPr>
-          <w:sz w:val="20"/>
-          <w:szCs w:val="48"/>
-        </w:rPr>
-      </w:pPr>
+        <w:t xml:space="preserve">    </w:t>
+      </w:r>
+      <w:proofErr w:type="spellStart"/>
+      <w:proofErr w:type="gramStart"/>
+      <w:r>
+        <w:rPr>
+          <w:sz w:val="20"/>
+          <w:szCs w:val="48"/>
+        </w:rPr>
+        <w:t>time.sleep</w:t>
+      </w:r>
+      <w:proofErr w:type="spellEnd"/>
+      <w:proofErr w:type="gramEnd"/>
+      <w:r>
+        <w:rPr>
+          <w:sz w:val="20"/>
+          <w:szCs w:val="48"/>
+        </w:rPr>
+        <w:t>(1)</w:t>
+      </w:r>
+    </w:p>
+    <w:p>
+      <w:pPr>
+        <w:rPr>
+          <w:sz w:val="20"/>
+          <w:szCs w:val="48"/>
+        </w:rPr>
+      </w:pPr>
+      <w:proofErr w:type="spellStart"/>
       <w:r>
         <w:rPr>
           <w:sz w:val="20"/>
@@ -766,6 +909,7 @@
         </w:rPr>
         <w:t>KeyboardInterrupt</w:t>
       </w:r>
+      <w:proofErr w:type="spellEnd"/>
     </w:p>
     <w:p>
       <w:pPr>
@@ -861,12 +1005,21 @@
           <w:szCs w:val="48"/>
         </w:rPr>
       </w:pPr>
+      <w:proofErr w:type="gramStart"/>
       <w:r>
         <w:rPr>
           <w:sz w:val="24"/>
           <w:szCs w:val="48"/>
         </w:rPr>
-        <w:t>Continued on next page</w:t>
+        <w:t>Continued on</w:t>
+      </w:r>
+      <w:proofErr w:type="gramEnd"/>
+      <w:r>
+        <w:rPr>
+          <w:sz w:val="24"/>
+          <w:szCs w:val="48"/>
+        </w:rPr>
+        <w:t xml:space="preserve"> next page</w:t>
       </w:r>
       <w:r>
         <w:rPr>
@@ -975,7 +1128,25 @@
           <w:sz w:val="28"/>
           <w:szCs w:val="48"/>
         </w:rPr>
-        <w:t># write code to change and print the value of a every second</w:t>
+        <w:t xml:space="preserve"># write code to change and print the value of </w:t>
+      </w:r>
+      <w:proofErr w:type="gramStart"/>
+      <w:r>
+        <w:rPr>
+          <w:rFonts w:ascii="Comic Sans MS" w:hAnsi="Comic Sans MS"/>
+          <w:sz w:val="28"/>
+          <w:szCs w:val="48"/>
+        </w:rPr>
+        <w:t>a</w:t>
+      </w:r>
+      <w:proofErr w:type="gramEnd"/>
+      <w:r>
+        <w:rPr>
+          <w:rFonts w:ascii="Comic Sans MS" w:hAnsi="Comic Sans MS"/>
+          <w:sz w:val="28"/>
+          <w:szCs w:val="48"/>
+        </w:rPr>
+        <w:t xml:space="preserve"> every second</w:t>
       </w:r>
       <w:r>
         <w:rPr>
@@ -1085,7 +1256,25 @@
           <w:szCs w:val="48"/>
         </w:rPr>
         <w:tab/>
-        <w:t>#the print lines will have to be changed</w:t>
+        <w:t xml:space="preserve">#the print lines </w:t>
+      </w:r>
+      <w:proofErr w:type="gramStart"/>
+      <w:r>
+        <w:rPr>
+          <w:rFonts w:ascii="Comic Sans MS" w:hAnsi="Comic Sans MS"/>
+          <w:sz w:val="28"/>
+          <w:szCs w:val="48"/>
+        </w:rPr>
+        <w:t>will have to</w:t>
+      </w:r>
+      <w:proofErr w:type="gramEnd"/>
+      <w:r>
+        <w:rPr>
+          <w:rFonts w:ascii="Comic Sans MS" w:hAnsi="Comic Sans MS"/>
+          <w:sz w:val="28"/>
+          <w:szCs w:val="48"/>
+        </w:rPr>
+        <w:t xml:space="preserve"> be changed</w:t>
       </w:r>
     </w:p>
     <w:p>
@@ -1097,13 +1286,23 @@
           <w:szCs w:val="48"/>
         </w:rPr>
       </w:pPr>
-      <w:r>
-        <w:rPr>
-          <w:rFonts w:ascii="Comic Sans MS" w:hAnsi="Comic Sans MS"/>
-          <w:sz w:val="28"/>
-          <w:szCs w:val="48"/>
-        </w:rPr>
-        <w:t>sleep(1)</w:t>
+      <w:proofErr w:type="gramStart"/>
+      <w:r>
+        <w:rPr>
+          <w:rFonts w:ascii="Comic Sans MS" w:hAnsi="Comic Sans MS"/>
+          <w:sz w:val="28"/>
+          <w:szCs w:val="48"/>
+        </w:rPr>
+        <w:t>sleep(</w:t>
+      </w:r>
+      <w:proofErr w:type="gramEnd"/>
+      <w:r>
+        <w:rPr>
+          <w:rFonts w:ascii="Comic Sans MS" w:hAnsi="Comic Sans MS"/>
+          <w:sz w:val="28"/>
+          <w:szCs w:val="48"/>
+        </w:rPr>
+        <w:t>1)</w:t>
       </w:r>
     </w:p>
     <w:p>
@@ -1186,24 +1385,52 @@
           <w:sz w:val="20"/>
           <w:szCs w:val="48"/>
         </w:rPr>
-        <w:t>import RPi.GPIO as GPIO</w:t>
-      </w:r>
-    </w:p>
-    <w:p>
-      <w:pPr>
-        <w:rPr>
-          <w:rFonts w:ascii="Comic Sans MS" w:hAnsi="Comic Sans MS"/>
-          <w:sz w:val="20"/>
-          <w:szCs w:val="48"/>
-        </w:rPr>
-      </w:pPr>
-      <w:r>
-        <w:rPr>
-          <w:rFonts w:ascii="Comic Sans MS" w:hAnsi="Comic Sans MS"/>
-          <w:sz w:val="20"/>
-          <w:szCs w:val="48"/>
-        </w:rPr>
-        <w:t>GPIO.setmode(GPIO.BCM)</w:t>
+        <w:t xml:space="preserve">import </w:t>
+      </w:r>
+      <w:proofErr w:type="spellStart"/>
+      <w:r>
+        <w:rPr>
+          <w:rFonts w:ascii="Comic Sans MS" w:hAnsi="Comic Sans MS"/>
+          <w:sz w:val="20"/>
+          <w:szCs w:val="48"/>
+        </w:rPr>
+        <w:t>RPi.GPIO</w:t>
+      </w:r>
+      <w:proofErr w:type="spellEnd"/>
+      <w:r>
+        <w:rPr>
+          <w:rFonts w:ascii="Comic Sans MS" w:hAnsi="Comic Sans MS"/>
+          <w:sz w:val="20"/>
+          <w:szCs w:val="48"/>
+        </w:rPr>
+        <w:t xml:space="preserve"> as GPIO</w:t>
+      </w:r>
+    </w:p>
+    <w:p>
+      <w:pPr>
+        <w:rPr>
+          <w:rFonts w:ascii="Comic Sans MS" w:hAnsi="Comic Sans MS"/>
+          <w:sz w:val="20"/>
+          <w:szCs w:val="48"/>
+        </w:rPr>
+      </w:pPr>
+      <w:proofErr w:type="spellStart"/>
+      <w:r>
+        <w:rPr>
+          <w:rFonts w:ascii="Comic Sans MS" w:hAnsi="Comic Sans MS"/>
+          <w:sz w:val="20"/>
+          <w:szCs w:val="48"/>
+        </w:rPr>
+        <w:t>GPIO.setmode</w:t>
+      </w:r>
+      <w:proofErr w:type="spellEnd"/>
+      <w:r>
+        <w:rPr>
+          <w:rFonts w:ascii="Comic Sans MS" w:hAnsi="Comic Sans MS"/>
+          <w:sz w:val="20"/>
+          <w:szCs w:val="48"/>
+        </w:rPr>
+        <w:t>(GPIO.BCM)</w:t>
       </w:r>
       <w:r>
         <w:rPr>
@@ -1222,13 +1449,23 @@
           <w:szCs w:val="48"/>
         </w:rPr>
       </w:pPr>
-      <w:r>
-        <w:rPr>
-          <w:rFonts w:ascii="Comic Sans MS" w:hAnsi="Comic Sans MS"/>
-          <w:sz w:val="20"/>
-          <w:szCs w:val="48"/>
-        </w:rPr>
-        <w:t>GPIO.setup(3, GPIO.OUT)</w:t>
+      <w:proofErr w:type="spellStart"/>
+      <w:r>
+        <w:rPr>
+          <w:rFonts w:ascii="Comic Sans MS" w:hAnsi="Comic Sans MS"/>
+          <w:sz w:val="20"/>
+          <w:szCs w:val="48"/>
+        </w:rPr>
+        <w:t>GPIO.setup</w:t>
+      </w:r>
+      <w:proofErr w:type="spellEnd"/>
+      <w:r>
+        <w:rPr>
+          <w:rFonts w:ascii="Comic Sans MS" w:hAnsi="Comic Sans MS"/>
+          <w:sz w:val="20"/>
+          <w:szCs w:val="48"/>
+        </w:rPr>
+        <w:t>(3, GPIO.OUT)</w:t>
       </w:r>
       <w:r>
         <w:rPr>
@@ -1296,7 +1533,24 @@
           <w:szCs w:val="48"/>
         </w:rPr>
         <w:tab/>
-        <w:t xml:space="preserve">GPIO.output(3, </w:t>
+      </w:r>
+      <w:proofErr w:type="spellStart"/>
+      <w:r>
+        <w:rPr>
+          <w:rFonts w:ascii="Comic Sans MS" w:hAnsi="Comic Sans MS"/>
+          <w:sz w:val="20"/>
+          <w:szCs w:val="48"/>
+        </w:rPr>
+        <w:t>GPIO.output</w:t>
+      </w:r>
+      <w:proofErr w:type="spellEnd"/>
+      <w:r>
+        <w:rPr>
+          <w:rFonts w:ascii="Comic Sans MS" w:hAnsi="Comic Sans MS"/>
+          <w:sz w:val="20"/>
+          <w:szCs w:val="48"/>
+        </w:rPr>
+        <w:t xml:space="preserve">(3, </w:t>
       </w:r>
       <w:r>
         <w:rPr>
@@ -1348,13 +1602,23 @@
           <w:szCs w:val="48"/>
         </w:rPr>
       </w:pPr>
-      <w:r>
-        <w:rPr>
-          <w:rFonts w:ascii="Comic Sans MS" w:hAnsi="Comic Sans MS"/>
-          <w:sz w:val="20"/>
-          <w:szCs w:val="48"/>
-        </w:rPr>
-        <w:t>sleep(1)</w:t>
+      <w:proofErr w:type="gramStart"/>
+      <w:r>
+        <w:rPr>
+          <w:rFonts w:ascii="Comic Sans MS" w:hAnsi="Comic Sans MS"/>
+          <w:sz w:val="20"/>
+          <w:szCs w:val="48"/>
+        </w:rPr>
+        <w:t>sleep(</w:t>
+      </w:r>
+      <w:proofErr w:type="gramEnd"/>
+      <w:r>
+        <w:rPr>
+          <w:rFonts w:ascii="Comic Sans MS" w:hAnsi="Comic Sans MS"/>
+          <w:sz w:val="20"/>
+          <w:szCs w:val="48"/>
+        </w:rPr>
+        <w:t>1)</w:t>
       </w:r>
       <w:r>
         <w:rPr>
@@ -1429,7 +1693,6 @@
           <w:sz w:val="20"/>
           <w:szCs w:val="48"/>
         </w:rPr>
-        <w:tab/>
         <w:t>#changes the value of a to its negative</w:t>
       </w:r>
     </w:p>
@@ -1594,7 +1857,23 @@
           <w:szCs w:val="48"/>
         </w:rPr>
         <w:tab/>
-        <w:t>You should have recognized from the previous lines that we’re going to be using input() quite a bit to prompt the user for the next action quite often.  This prompt is going to be interpreted after it’s submitted, and then the status of the LED should be printed.</w:t>
+        <w:t xml:space="preserve">You should have recognized from the previous lines that we’re going to be using </w:t>
+      </w:r>
+      <w:proofErr w:type="gramStart"/>
+      <w:r>
+        <w:rPr>
+          <w:sz w:val="28"/>
+          <w:szCs w:val="48"/>
+        </w:rPr>
+        <w:t>input(</w:t>
+      </w:r>
+      <w:proofErr w:type="gramEnd"/>
+      <w:r>
+        <w:rPr>
+          <w:sz w:val="28"/>
+          <w:szCs w:val="48"/>
+        </w:rPr>
+        <w:t>) quite a bit to prompt the user for the next action quite often.  This prompt is going to be interpreted after it’s submitted, and then the status of the LED should be printed.</w:t>
       </w:r>
     </w:p>
     <w:p>
@@ -1672,7 +1951,22 @@
           <w:szCs w:val="48"/>
         </w:rPr>
         <w:tab/>
-        <w:t>So you’ve seen how to turn on and off an LED, now it’s time to learn how to control the exact brightness of it.  As you will learn in the lab, LEDs only have two settings (on/off).  As such, it’s quite difficult to get them to truly dim.  But if they flicker quickly, then they may appear dim or bright to the human eye.  We’ll use something called Pulse Width Modulation (PWM) to accomplish this task.  PWM is accomplished by use of a class that controls a few properties of the PWM</w:t>
+      </w:r>
+      <w:proofErr w:type="gramStart"/>
+      <w:r>
+        <w:rPr>
+          <w:sz w:val="28"/>
+          <w:szCs w:val="48"/>
+        </w:rPr>
+        <w:t>So</w:t>
+      </w:r>
+      <w:proofErr w:type="gramEnd"/>
+      <w:r>
+        <w:rPr>
+          <w:sz w:val="28"/>
+          <w:szCs w:val="48"/>
+        </w:rPr>
+        <w:t xml:space="preserve"> you’ve seen how to turn on and off an LED, now it’s time to learn how to control the exact brightness of it.  As you will learn in the lab, LEDs only have two settings (on/off).  As such, it’s quite difficult to get them to truly dim.  But if they flicker quickly, then they may appear dim or bright to the human eye.  We’ll use something called Pulse Width Modulation (PWM) to accomplish this task.  PWM is accomplished by use of a class that controls a few properties of the PWM</w:t>
       </w:r>
       <w:r>
         <w:rPr>
@@ -1779,7 +2073,23 @@
           <w:sz w:val="28"/>
           <w:szCs w:val="48"/>
         </w:rPr>
-        <w:t xml:space="preserve"> so I can set it to a specific brightness, and I want to be able to set it to fade to dim, or shine to bright with the keywords fade or shine.  So there are three commands: numbers change the setting on the </w:t>
+        <w:t xml:space="preserve"> so I can set it to a specific brightness, and I want to be able to set it to fade to dim, or shine to bright with the keywords fade or shine.  </w:t>
+      </w:r>
+      <w:proofErr w:type="gramStart"/>
+      <w:r>
+        <w:rPr>
+          <w:sz w:val="28"/>
+          <w:szCs w:val="48"/>
+        </w:rPr>
+        <w:t>So</w:t>
+      </w:r>
+      <w:proofErr w:type="gramEnd"/>
+      <w:r>
+        <w:rPr>
+          <w:sz w:val="28"/>
+          <w:szCs w:val="48"/>
+        </w:rPr>
+        <w:t xml:space="preserve"> there are three commands: numbers change the setting on the </w:t>
       </w:r>
       <w:r>
         <w:rPr>
@@ -1888,13 +2198,47 @@
           <w:szCs w:val="48"/>
         </w:rPr>
       </w:pPr>
-      <w:r>
-        <w:rPr>
-          <w:sz w:val="28"/>
-          <w:szCs w:val="48"/>
-        </w:rPr>
-        <w:t>int(string) converts a string to a integer so it can be used for changeDutyCycle</w:t>
-      </w:r>
+      <w:proofErr w:type="spellStart"/>
+      <w:r>
+        <w:rPr>
+          <w:sz w:val="28"/>
+          <w:szCs w:val="48"/>
+        </w:rPr>
+        <w:t>int</w:t>
+      </w:r>
+      <w:proofErr w:type="spellEnd"/>
+      <w:r>
+        <w:rPr>
+          <w:sz w:val="28"/>
+          <w:szCs w:val="48"/>
+        </w:rPr>
+        <w:t xml:space="preserve">(string) converts a string to </w:t>
+      </w:r>
+      <w:proofErr w:type="gramStart"/>
+      <w:r>
+        <w:rPr>
+          <w:sz w:val="28"/>
+          <w:szCs w:val="48"/>
+        </w:rPr>
+        <w:t>a</w:t>
+      </w:r>
+      <w:proofErr w:type="gramEnd"/>
+      <w:r>
+        <w:rPr>
+          <w:sz w:val="28"/>
+          <w:szCs w:val="48"/>
+        </w:rPr>
+        <w:t xml:space="preserve"> integer so it can be used for </w:t>
+      </w:r>
+      <w:proofErr w:type="spellStart"/>
+      <w:r>
+        <w:rPr>
+          <w:sz w:val="28"/>
+          <w:szCs w:val="48"/>
+        </w:rPr>
+        <w:t>changeDutyCycle</w:t>
+      </w:r>
+      <w:proofErr w:type="spellEnd"/>
     </w:p>
     <w:p>
       <w:pPr>
@@ -2002,7 +2346,23 @@
           <w:sz w:val="28"/>
           <w:szCs w:val="48"/>
         </w:rPr>
-        <w:t>At this point, you’ve gone over analyzing input and controlling the PWM leds, so let’s go ahead and write one more function, pulse, before combining them.  Pulse will continuously brighten and dim the LED, so the only input from the user should be the command pulse, and then your program should be fine to run.</w:t>
+        <w:t xml:space="preserve">At this point, you’ve gone over analyzing input and controlling the PWM </w:t>
+      </w:r>
+      <w:proofErr w:type="spellStart"/>
+      <w:r>
+        <w:rPr>
+          <w:sz w:val="28"/>
+          <w:szCs w:val="48"/>
+        </w:rPr>
+        <w:t>leds</w:t>
+      </w:r>
+      <w:proofErr w:type="spellEnd"/>
+      <w:r>
+        <w:rPr>
+          <w:sz w:val="28"/>
+          <w:szCs w:val="48"/>
+        </w:rPr>
+        <w:t>, so let’s go ahead and write one more function, pulse, before combining them.  Pulse will continuously brighten and dim the LED, so the only input from the user should be the command pulse, and then your program should be fine to run.</w:t>
       </w:r>
     </w:p>
     <w:p>
@@ -2046,7 +2406,23 @@
           <w:sz w:val="28"/>
           <w:szCs w:val="48"/>
         </w:rPr>
-        <w:t xml:space="preserve">  The expected output is put in a word doc as per usual, and DON’T FORGET THAT CTRL-C (or cmd-c on macs) IS USED TO BREAK LOOPS IN PYTHON!!!!</w:t>
+        <w:t xml:space="preserve">  The expected output is put in a word doc as per usual, and DON’T FORGET THAT CTRL-C (or </w:t>
+      </w:r>
+      <w:proofErr w:type="spellStart"/>
+      <w:r>
+        <w:rPr>
+          <w:sz w:val="28"/>
+          <w:szCs w:val="48"/>
+        </w:rPr>
+        <w:t>cmd</w:t>
+      </w:r>
+      <w:proofErr w:type="spellEnd"/>
+      <w:r>
+        <w:rPr>
+          <w:sz w:val="28"/>
+          <w:szCs w:val="48"/>
+        </w:rPr>
+        <w:t>-c on macs) IS USED TO BREAK LOOPS IN PYTHON!!!!</w:t>
       </w:r>
     </w:p>
     <w:p>
@@ -2087,7 +2463,23 @@
           <w:szCs w:val="48"/>
         </w:rPr>
         <w:tab/>
-        <w:t>Okay guys, you’ve gone and finished all of the previous assignments, now it’s time to combine them into one big granddaddy of an assignment!  In this assignment, we’re going to create a program that can acc</w:t>
+        <w:t xml:space="preserve">Okay guys, you’ve gone and finished </w:t>
+      </w:r>
+      <w:proofErr w:type="gramStart"/>
+      <w:r>
+        <w:rPr>
+          <w:sz w:val="28"/>
+          <w:szCs w:val="48"/>
+        </w:rPr>
+        <w:t>all of</w:t>
+      </w:r>
+      <w:proofErr w:type="gramEnd"/>
+      <w:r>
+        <w:rPr>
+          <w:sz w:val="28"/>
+          <w:szCs w:val="48"/>
+        </w:rPr>
+        <w:t xml:space="preserve"> the previous assignments, now it’s time to combine them into one big granddaddy of an assignment!  In this assignment, we’re going to create a program that can acc</w:t>
       </w:r>
       <w:r>
         <w:rPr>
@@ -2115,7 +2507,23 @@
           <w:sz w:val="28"/>
           <w:szCs w:val="48"/>
         </w:rPr>
-        <w:t xml:space="preserve"> shine and pulse and all of those commands.  This would be a remarkably large main assignment, so it might make sense to pass certain parameters to smaller functions that do most of the actual work.</w:t>
+        <w:t xml:space="preserve"> shine and pulse and </w:t>
+      </w:r>
+      <w:proofErr w:type="gramStart"/>
+      <w:r>
+        <w:rPr>
+          <w:sz w:val="28"/>
+          <w:szCs w:val="48"/>
+        </w:rPr>
+        <w:t>all of</w:t>
+      </w:r>
+      <w:proofErr w:type="gramEnd"/>
+      <w:r>
+        <w:rPr>
+          <w:sz w:val="28"/>
+          <w:szCs w:val="48"/>
+        </w:rPr>
+        <w:t xml:space="preserve"> those commands.  This would be a remarkably large main assignment, so it might make sense to pass certain parameters to smaller functions that do most of the actual work.</w:t>
       </w:r>
     </w:p>
     <w:p>
@@ -2126,12 +2534,21 @@
           <w:szCs w:val="48"/>
         </w:rPr>
       </w:pPr>
-      <w:r>
-        <w:rPr>
-          <w:sz w:val="28"/>
-          <w:szCs w:val="48"/>
-        </w:rPr>
-        <w:t xml:space="preserve">So I’ve included blink </w:t>
+      <w:proofErr w:type="gramStart"/>
+      <w:r>
+        <w:rPr>
+          <w:sz w:val="28"/>
+          <w:szCs w:val="48"/>
+        </w:rPr>
+        <w:t>So</w:t>
+      </w:r>
+      <w:proofErr w:type="gramEnd"/>
+      <w:r>
+        <w:rPr>
+          <w:sz w:val="28"/>
+          <w:szCs w:val="48"/>
+        </w:rPr>
+        <w:t xml:space="preserve"> I’ve included blink </w:t>
       </w:r>
       <w:r>
         <w:rPr>
@@ -2184,7 +2601,23 @@
           <w:sz w:val="16"/>
           <w:szCs w:val="48"/>
         </w:rPr>
-        <w:t>and DON’T FORGET THAT CTRL-C (or cmd-c on macs) IS USED TO BREAK LOOPS IN PYTHON!!!!</w:t>
+        <w:t xml:space="preserve">and DON’T FORGET THAT CTRL-C (or </w:t>
+      </w:r>
+      <w:proofErr w:type="spellStart"/>
+      <w:r>
+        <w:rPr>
+          <w:sz w:val="16"/>
+          <w:szCs w:val="48"/>
+        </w:rPr>
+        <w:t>cmd</w:t>
+      </w:r>
+      <w:proofErr w:type="spellEnd"/>
+      <w:r>
+        <w:rPr>
+          <w:sz w:val="16"/>
+          <w:szCs w:val="48"/>
+        </w:rPr>
+        <w:t>-c on macs) IS USED TO BREAK LOOPS IN PYTHON!!!!</w:t>
       </w:r>
     </w:p>
     <w:p>
@@ -2195,21 +2628,21 @@
           <w:szCs w:val="48"/>
         </w:rPr>
       </w:pPr>
-      <w:r>
-        <w:rPr>
-          <w:sz w:val="28"/>
-          <w:szCs w:val="48"/>
-        </w:rPr>
-        <w:t>Tldr:  Blink is already written, take all your previous programs, write them into the program LED</w:t>
-      </w:r>
-      <w:bookmarkStart w:id="0" w:name="_GoBack"/>
-      <w:bookmarkEnd w:id="0"/>
-      <w:r>
-        <w:rPr>
-          <w:sz w:val="28"/>
-          <w:szCs w:val="48"/>
-        </w:rPr>
-        <w:t xml:space="preserve"> as functions, and get your program to run all of them at once.</w:t>
+      <w:proofErr w:type="spellStart"/>
+      <w:r>
+        <w:rPr>
+          <w:sz w:val="28"/>
+          <w:szCs w:val="48"/>
+        </w:rPr>
+        <w:t>Tldr</w:t>
+      </w:r>
+      <w:proofErr w:type="spellEnd"/>
+      <w:r>
+        <w:rPr>
+          <w:sz w:val="28"/>
+          <w:szCs w:val="48"/>
+        </w:rPr>
+        <w:t>:  Blink is already written, take all your previous programs, write them into the program LED as functions, and get your program to run all of them at once.</w:t>
       </w:r>
       <w:r>
         <w:rPr>
@@ -2265,35 +2698,122 @@
           <w:szCs w:val="48"/>
         </w:rPr>
         <w:tab/>
-        <w:t>Okay, that la</w:t>
-      </w:r>
-      <w:r>
-        <w:rPr>
-          <w:sz w:val="28"/>
-          <w:szCs w:val="48"/>
-        </w:rPr>
-        <w:t>st assignment was about as gross</w:t>
-      </w:r>
-      <w:r>
-        <w:rPr>
-          <w:sz w:val="28"/>
-          <w:szCs w:val="48"/>
-        </w:rPr>
-        <w:t xml:space="preserve"> as they get.  </w:t>
-      </w:r>
-      <w:r>
-        <w:rPr>
-          <w:sz w:val="28"/>
-          <w:szCs w:val="48"/>
-        </w:rPr>
-        <w:t>We’re gonna take a step back now on this next assignment.</w:t>
-      </w:r>
-      <w:r>
-        <w:rPr>
-          <w:sz w:val="28"/>
-          <w:szCs w:val="48"/>
-        </w:rPr>
-        <w:t xml:space="preserve">  We’re moving on from controlling a single led, to controlling three of them!  In lab, we’ll actually be using Tricolor LEDs, which contain three separate leds in a single unit/package.</w:t>
+      </w:r>
+      <w:r>
+        <w:rPr>
+          <w:sz w:val="28"/>
+          <w:szCs w:val="48"/>
+        </w:rPr>
+        <w:t>The</w:t>
+      </w:r>
+      <w:r>
+        <w:rPr>
+          <w:sz w:val="28"/>
+          <w:szCs w:val="48"/>
+        </w:rPr>
+        <w:t xml:space="preserve"> la</w:t>
+      </w:r>
+      <w:r>
+        <w:rPr>
+          <w:sz w:val="28"/>
+          <w:szCs w:val="48"/>
+        </w:rPr>
+        <w:t xml:space="preserve">st assignment was about as </w:t>
+      </w:r>
+      <w:r>
+        <w:rPr>
+          <w:sz w:val="28"/>
+          <w:szCs w:val="48"/>
+        </w:rPr>
+        <w:t>complex as these assignments</w:t>
+      </w:r>
+      <w:r>
+        <w:rPr>
+          <w:sz w:val="28"/>
+          <w:szCs w:val="48"/>
+        </w:rPr>
+        <w:t xml:space="preserve"> get.  </w:t>
+      </w:r>
+      <w:r>
+        <w:rPr>
+          <w:sz w:val="28"/>
+          <w:szCs w:val="48"/>
+        </w:rPr>
+        <w:t xml:space="preserve">We’ll take a step back </w:t>
+      </w:r>
+      <w:r>
+        <w:rPr>
+          <w:sz w:val="28"/>
+          <w:szCs w:val="48"/>
+        </w:rPr>
+        <w:t>on this assignment.</w:t>
+      </w:r>
+      <w:r>
+        <w:rPr>
+          <w:sz w:val="28"/>
+          <w:szCs w:val="48"/>
+        </w:rPr>
+        <w:t xml:space="preserve">  We’re moving on from controlling a single led, to controlling three of them</w:t>
+      </w:r>
+      <w:r>
+        <w:rPr>
+          <w:sz w:val="28"/>
+          <w:szCs w:val="48"/>
+        </w:rPr>
+        <w:t xml:space="preserve"> simultaneously with something called a Tricolor LED</w:t>
+      </w:r>
+      <w:r>
+        <w:rPr>
+          <w:sz w:val="28"/>
+          <w:szCs w:val="48"/>
+        </w:rPr>
+        <w:t xml:space="preserve">!  In lab, we’ll </w:t>
+      </w:r>
+      <w:proofErr w:type="gramStart"/>
+      <w:r>
+        <w:rPr>
+          <w:sz w:val="28"/>
+          <w:szCs w:val="48"/>
+        </w:rPr>
+        <w:t>actually be</w:t>
+      </w:r>
+      <w:proofErr w:type="gramEnd"/>
+      <w:r>
+        <w:rPr>
+          <w:sz w:val="28"/>
+          <w:szCs w:val="48"/>
+        </w:rPr>
+        <w:t xml:space="preserve"> using Tricolor LEDs, which contain three </w:t>
+      </w:r>
+      <w:r>
+        <w:rPr>
+          <w:sz w:val="28"/>
+          <w:szCs w:val="48"/>
+        </w:rPr>
+        <w:t>independently functional</w:t>
+      </w:r>
+      <w:r>
+        <w:rPr>
+          <w:sz w:val="28"/>
+          <w:szCs w:val="48"/>
+        </w:rPr>
+        <w:t xml:space="preserve"> </w:t>
+      </w:r>
+      <w:proofErr w:type="spellStart"/>
+      <w:r>
+        <w:rPr>
+          <w:sz w:val="28"/>
+          <w:szCs w:val="48"/>
+        </w:rPr>
+        <w:t>leds</w:t>
+      </w:r>
+      <w:proofErr w:type="spellEnd"/>
+      <w:r>
+        <w:rPr>
+          <w:sz w:val="28"/>
+          <w:szCs w:val="48"/>
+        </w:rPr>
+        <w:t xml:space="preserve"> in a single unit/package.</w:t>
       </w:r>
     </w:p>
     <w:p>
@@ -2373,22 +2893,68 @@
           <w:sz w:val="28"/>
           <w:szCs w:val="48"/>
         </w:rPr>
-        <w:t>doesn’t do a great job of describing the situation, so we’re using virtualTri instead.  You’ll see in the skeleton code how this works.</w:t>
-      </w:r>
-    </w:p>
-    <w:p>
-      <w:pPr>
-        <w:rPr>
-          <w:sz w:val="28"/>
-          <w:szCs w:val="48"/>
-        </w:rPr>
-      </w:pPr>
-      <w:r>
-        <w:rPr>
-          <w:sz w:val="28"/>
-          <w:szCs w:val="48"/>
-        </w:rPr>
-        <w:t>NOTE:  virtual Tri acts as if the red leg is plugged into pin 3, the green leg is plugged into pin 5, and the blue leg is plugged into pin 7.  If you change these in your code then interesting things may occur</w:t>
+        <w:t xml:space="preserve">doesn’t do a great job of describing the situation, so we’re using </w:t>
+      </w:r>
+      <w:proofErr w:type="spellStart"/>
+      <w:r>
+        <w:rPr>
+          <w:sz w:val="28"/>
+          <w:szCs w:val="48"/>
+        </w:rPr>
+        <w:t>virtualTri</w:t>
+      </w:r>
+      <w:proofErr w:type="spellEnd"/>
+      <w:r>
+        <w:rPr>
+          <w:sz w:val="28"/>
+          <w:szCs w:val="48"/>
+        </w:rPr>
+        <w:t xml:space="preserve"> instead.  You’ll see in the skeleton code how this works.</w:t>
+      </w:r>
+    </w:p>
+    <w:p>
+      <w:pPr>
+        <w:rPr>
+          <w:sz w:val="28"/>
+          <w:szCs w:val="48"/>
+        </w:rPr>
+      </w:pPr>
+      <w:r>
+        <w:rPr>
+          <w:sz w:val="28"/>
+          <w:szCs w:val="48"/>
+        </w:rPr>
+        <w:t>NOTE:  virtual Tri acts as if the red leg is plugged into pin 3, the green leg is plugged into pin 5, and the blue leg is plugged into pin 7.  If you change these</w:t>
+      </w:r>
+      <w:r>
+        <w:rPr>
+          <w:sz w:val="28"/>
+          <w:szCs w:val="48"/>
+        </w:rPr>
+        <w:t xml:space="preserve"> values</w:t>
+      </w:r>
+      <w:r>
+        <w:rPr>
+          <w:sz w:val="28"/>
+          <w:szCs w:val="48"/>
+        </w:rPr>
+        <w:t xml:space="preserve"> in your </w:t>
+      </w:r>
+      <w:proofErr w:type="gramStart"/>
+      <w:r>
+        <w:rPr>
+          <w:sz w:val="28"/>
+          <w:szCs w:val="48"/>
+        </w:rPr>
+        <w:t>code</w:t>
+      </w:r>
+      <w:proofErr w:type="gramEnd"/>
+      <w:r>
+        <w:rPr>
+          <w:sz w:val="28"/>
+          <w:szCs w:val="48"/>
+        </w:rPr>
+        <w:t xml:space="preserve"> then interesting things may occur</w:t>
       </w:r>
       <w:r>
         <w:rPr>
@@ -2668,7 +3234,21 @@
           <w:sz w:val="28"/>
           <w:szCs w:val="48"/>
         </w:rPr>
-        <w:t>combo is more difficult and I like rainbow</w:t>
+        <w:t>co</w:t>
+      </w:r>
+      <w:r>
+        <w:rPr>
+          <w:sz w:val="28"/>
+          <w:szCs w:val="48"/>
+        </w:rPr>
+        <w:t>mbo is more difficult and</w:t>
+      </w:r>
+      <w:r>
+        <w:rPr>
+          <w:sz w:val="28"/>
+          <w:szCs w:val="48"/>
+        </w:rPr>
+        <w:t xml:space="preserve"> rainbow</w:t>
       </w:r>
       <w:r>
         <w:rPr>
@@ -2682,7 +3262,21 @@
           <w:sz w:val="28"/>
           <w:szCs w:val="48"/>
         </w:rPr>
-        <w:t xml:space="preserve"> better anyways.  In this </w:t>
+        <w:t xml:space="preserve"> </w:t>
+      </w:r>
+      <w:r>
+        <w:rPr>
+          <w:sz w:val="28"/>
+          <w:szCs w:val="48"/>
+        </w:rPr>
+        <w:t>has a more satisfying conclusion anyways</w:t>
+      </w:r>
+      <w:r>
+        <w:rPr>
+          <w:sz w:val="28"/>
+          <w:szCs w:val="48"/>
+        </w:rPr>
+        <w:t xml:space="preserve">.  In this </w:t>
       </w:r>
       <w:r>
         <w:rPr>
@@ -2703,23 +3297,44 @@
           <w:sz w:val="28"/>
           <w:szCs w:val="48"/>
         </w:rPr>
-        <w:t xml:space="preserve">For example see this graph that I stole- I mean- properly sourced- from Wikipedia! </w:t>
-      </w:r>
-    </w:p>
-    <w:p>
-      <w:pPr>
-        <w:rPr>
-          <w:sz w:val="28"/>
-          <w:szCs w:val="48"/>
-        </w:rPr>
-      </w:pPr>
+        <w:t>For example</w:t>
+      </w:r>
+      <w:r>
+        <w:rPr>
+          <w:sz w:val="28"/>
+          <w:szCs w:val="48"/>
+        </w:rPr>
+        <w:t>, our LED should be able to cycle around the image on the right.</w:t>
+      </w:r>
       <w:r>
         <w:rPr>
           <w:sz w:val="28"/>
           <w:szCs w:val="48"/>
         </w:rPr>
         <w:tab/>
-        <w:t xml:space="preserve">So that’s what we want to make!  In order to do this, we need to increase </w:t>
+      </w:r>
+      <w:proofErr w:type="gramStart"/>
+      <w:r>
+        <w:rPr>
+          <w:sz w:val="28"/>
+          <w:szCs w:val="48"/>
+        </w:rPr>
+        <w:t>So</w:t>
+      </w:r>
+      <w:proofErr w:type="gramEnd"/>
+      <w:r>
+        <w:rPr>
+          <w:sz w:val="28"/>
+          <w:szCs w:val="48"/>
+        </w:rPr>
+        <w:t xml:space="preserve"> that’s the behavior we want form our LED.</w:t>
+      </w:r>
+      <w:r>
+        <w:rPr>
+          <w:sz w:val="28"/>
+          <w:szCs w:val="48"/>
+        </w:rPr>
+        <w:t xml:space="preserve">  In order to do this, we need to increase </w:t>
       </w:r>
       <w:r>
         <w:rPr>
@@ -2740,7 +3355,23 @@
           <w:sz w:val="28"/>
           <w:szCs w:val="48"/>
         </w:rPr>
-        <w:t xml:space="preserve">pins such that each peaks </w:t>
+        <w:t xml:space="preserve">pins such that each </w:t>
+      </w:r>
+      <w:proofErr w:type="gramStart"/>
+      <w:r>
+        <w:rPr>
+          <w:sz w:val="28"/>
+          <w:szCs w:val="48"/>
+        </w:rPr>
+        <w:t>peaks</w:t>
+      </w:r>
+      <w:proofErr w:type="gramEnd"/>
+      <w:r>
+        <w:rPr>
+          <w:sz w:val="28"/>
+          <w:szCs w:val="48"/>
+        </w:rPr>
+        <w:t xml:space="preserve"> </w:t>
       </w:r>
       <w:r>
         <w:rPr>
@@ -2761,28 +3392,88 @@
           <w:sz w:val="28"/>
           <w:szCs w:val="48"/>
         </w:rPr>
-        <w:t xml:space="preserve"> times!  There are many different ways to accomplish this; however, I would like you to do it by creating a system that imitates the following chart when prompted.  So all colors begin off, and then red rises to a peak.  As red falls, green rises until it peaks and then </w:t>
-      </w:r>
-      <w:r>
-        <w:rPr>
-          <w:sz w:val="28"/>
-          <w:szCs w:val="48"/>
-        </w:rPr>
-        <w:t>the same happens to green</w:t>
-      </w:r>
-      <w:r>
-        <w:rPr>
-          <w:sz w:val="28"/>
-          <w:szCs w:val="48"/>
-        </w:rPr>
-        <w:t xml:space="preserve"> and</w:t>
-      </w:r>
-      <w:r>
-        <w:rPr>
-          <w:sz w:val="28"/>
-          <w:szCs w:val="48"/>
-        </w:rPr>
-        <w:t xml:space="preserve"> blue.</w:t>
+        <w:t xml:space="preserve"> times!  There are </w:t>
+      </w:r>
+      <w:proofErr w:type="gramStart"/>
+      <w:r>
+        <w:rPr>
+          <w:sz w:val="28"/>
+          <w:szCs w:val="48"/>
+        </w:rPr>
+        <w:t>many different ways</w:t>
+      </w:r>
+      <w:proofErr w:type="gramEnd"/>
+      <w:r>
+        <w:rPr>
+          <w:sz w:val="28"/>
+          <w:szCs w:val="48"/>
+        </w:rPr>
+        <w:t xml:space="preserve"> to accomplish this; however, I would like you to do it by creating a </w:t>
+      </w:r>
+      <w:r>
+        <w:rPr>
+          <w:sz w:val="28"/>
+          <w:szCs w:val="48"/>
+        </w:rPr>
+        <w:t>program</w:t>
+      </w:r>
+      <w:r>
+        <w:rPr>
+          <w:sz w:val="28"/>
+          <w:szCs w:val="48"/>
+        </w:rPr>
+        <w:t xml:space="preserve"> that imitates the following chart when prompted.  </w:t>
+      </w:r>
+      <w:proofErr w:type="gramStart"/>
+      <w:r>
+        <w:rPr>
+          <w:sz w:val="28"/>
+          <w:szCs w:val="48"/>
+        </w:rPr>
+        <w:t>So</w:t>
+      </w:r>
+      <w:proofErr w:type="gramEnd"/>
+      <w:r>
+        <w:rPr>
+          <w:sz w:val="28"/>
+          <w:szCs w:val="48"/>
+        </w:rPr>
+        <w:t xml:space="preserve"> all colors begin off, and then red rises to a peak.  As red falls, green rises until it peaks and then </w:t>
+      </w:r>
+      <w:r>
+        <w:rPr>
+          <w:sz w:val="28"/>
+          <w:szCs w:val="48"/>
+        </w:rPr>
+        <w:t>the same happens to</w:t>
+      </w:r>
+      <w:r>
+        <w:rPr>
+          <w:sz w:val="28"/>
+          <w:szCs w:val="48"/>
+        </w:rPr>
+        <w:t xml:space="preserve"> </w:t>
+      </w:r>
+      <w:r>
+        <w:rPr>
+          <w:sz w:val="28"/>
+          <w:szCs w:val="48"/>
+        </w:rPr>
+        <w:t>blue</w:t>
+      </w:r>
+      <w:r>
+        <w:rPr>
+          <w:sz w:val="28"/>
+          <w:szCs w:val="48"/>
+        </w:rPr>
+        <w:t xml:space="preserve"> and then red again</w:t>
+      </w:r>
+      <w:r>
+        <w:rPr>
+          <w:sz w:val="28"/>
+          <w:szCs w:val="48"/>
+        </w:rPr>
+        <w:t>.</w:t>
       </w:r>
       <w:r>
         <w:rPr>
@@ -2889,30 +3580,35 @@
           <w:sz w:val="28"/>
           <w:szCs w:val="48"/>
         </w:rPr>
-        <w:t xml:space="preserve">ay be able to write a generic code to increase one item in a list of colors while decreasing another and </w:t>
-      </w:r>
-      <w:r>
-        <w:rPr>
-          <w:sz w:val="28"/>
-          <w:szCs w:val="48"/>
-        </w:rPr>
-        <w:t>then cycle through when one of them reaches a maximum.  In addition, if the rising one is 75, then the falling one is 25… there might be a pattern to exploit here.</w:t>
-      </w:r>
-    </w:p>
-    <w:p>
-      <w:pPr>
-        <w:rPr>
-          <w:sz w:val="28"/>
-          <w:szCs w:val="48"/>
-        </w:rPr>
-      </w:pPr>
-      <w:r>
-        <w:rPr>
-          <w:sz w:val="28"/>
-          <w:szCs w:val="48"/>
-        </w:rPr>
-        <w:lastRenderedPageBreak/>
-        <w:br w:type="page"/>
+        <w:t xml:space="preserve">ay be able to write a generic code to increase one item in a list of colors while decreasing </w:t>
+      </w:r>
+      <w:r>
+        <w:rPr>
+          <w:sz w:val="28"/>
+          <w:szCs w:val="48"/>
+        </w:rPr>
+        <w:t>previous color</w:t>
+      </w:r>
+      <w:r>
+        <w:rPr>
+          <w:sz w:val="28"/>
+          <w:szCs w:val="48"/>
+        </w:rPr>
+        <w:t>.  In addition, if the rising one is 75, then the falling one is 25… there might be a</w:t>
+      </w:r>
+      <w:r>
+        <w:rPr>
+          <w:sz w:val="28"/>
+          <w:szCs w:val="48"/>
+        </w:rPr>
+        <w:t xml:space="preserve"> mathematical relationship to exploit in your code here</w:t>
+      </w:r>
+      <w:r>
+        <w:rPr>
+          <w:sz w:val="28"/>
+          <w:szCs w:val="48"/>
+        </w:rPr>
+        <w:t>.</w:t>
       </w:r>
     </w:p>
     <w:p>
@@ -2960,7 +3656,37 @@
           <w:sz w:val="28"/>
           <w:szCs w:val="48"/>
         </w:rPr>
-        <w:t xml:space="preserve">This assignment introduces a slightly more difficult challenge for us: we need to be able to select the exact color that we would like through either a series of command prompts or an individual command that incorporates all sections.  So there are only two goals of this assignment:  generate a system of picking an exact color which might be a mix of </w:t>
+        <w:t>This assignment introduces a slightly more difficult challenge for us: we need to be able to select the exact color that we would like</w:t>
+      </w:r>
+      <w:r>
+        <w:rPr>
+          <w:sz w:val="28"/>
+          <w:szCs w:val="48"/>
+        </w:rPr>
+        <w:t xml:space="preserve"> our tricolor LED to display.  We can do this</w:t>
+      </w:r>
+      <w:r>
+        <w:rPr>
+          <w:sz w:val="28"/>
+          <w:szCs w:val="48"/>
+        </w:rPr>
+        <w:t xml:space="preserve"> through either a series of command prompts or an individual command that incorporates all sections.  </w:t>
+      </w:r>
+      <w:proofErr w:type="gramStart"/>
+      <w:r>
+        <w:rPr>
+          <w:sz w:val="28"/>
+          <w:szCs w:val="48"/>
+        </w:rPr>
+        <w:t>So</w:t>
+      </w:r>
+      <w:proofErr w:type="gramEnd"/>
+      <w:r>
+        <w:rPr>
+          <w:sz w:val="28"/>
+          <w:szCs w:val="48"/>
+        </w:rPr>
+        <w:t xml:space="preserve"> there are only two goals of this assignment:  generate a system of picking an exact color which might be a mix of </w:t>
       </w:r>
       <w:r>
         <w:rPr>
@@ -3004,7 +3730,36 @@
           <w:szCs w:val="48"/>
         </w:rPr>
         <w:tab/>
-        <w:t>There is a skeleton provided for this assignment, 07pick.py that includes some of the libraries and headers you may need loaded.  You should also load code from your previous assignments to make things easier.</w:t>
+      </w:r>
+      <w:r>
+        <w:rPr>
+          <w:sz w:val="28"/>
+          <w:szCs w:val="48"/>
+        </w:rPr>
+        <w:t>I strongly recommend reusing your previous code from assignment 06 which is why I didn’</w:t>
+      </w:r>
+      <w:r>
+        <w:rPr>
+          <w:sz w:val="28"/>
+          <w:szCs w:val="48"/>
+        </w:rPr>
+        <w:t xml:space="preserve">t offer a skeleton code for this </w:t>
+      </w:r>
+      <w:proofErr w:type="gramStart"/>
+      <w:r>
+        <w:rPr>
+          <w:sz w:val="28"/>
+          <w:szCs w:val="48"/>
+        </w:rPr>
+        <w:t>particular assignment</w:t>
+      </w:r>
+      <w:proofErr w:type="gramEnd"/>
+      <w:r>
+        <w:rPr>
+          <w:sz w:val="28"/>
+          <w:szCs w:val="48"/>
+        </w:rPr>
+        <w:t>.</w:t>
       </w:r>
     </w:p>
     <w:p>
@@ -3034,7 +3789,23 @@
           <w:sz w:val="28"/>
           <w:szCs w:val="48"/>
         </w:rPr>
-        <w:t xml:space="preserve"> how would you want to input code?  Personally, I would want to be prompted for hex codes, or asked for each color value individually.  Entering a nine digit number might be unwieldy.</w:t>
+        <w:t xml:space="preserve"> how would you want to input code?  Personally, I would want to be prompted for hex codes, or asked for each color value individually.  Entering a </w:t>
+      </w:r>
+      <w:proofErr w:type="gramStart"/>
+      <w:r>
+        <w:rPr>
+          <w:sz w:val="28"/>
+          <w:szCs w:val="48"/>
+        </w:rPr>
+        <w:t>nine digit</w:t>
+      </w:r>
+      <w:proofErr w:type="gramEnd"/>
+      <w:r>
+        <w:rPr>
+          <w:sz w:val="28"/>
+          <w:szCs w:val="48"/>
+        </w:rPr>
+        <w:t xml:space="preserve"> number might be unwieldy.</w:t>
       </w:r>
     </w:p>
     <w:p>
@@ -3092,19 +3863,72 @@
         </w:rPr>
         <w:t xml:space="preserve">a single prompt! </w:t>
       </w:r>
-      <w:r>
-        <w:rPr>
-          <w:sz w:val="28"/>
-          <w:szCs w:val="48"/>
-        </w:rPr>
-        <w:t>By the way</w:t>
-      </w:r>
-      <w:r>
-        <w:rPr>
-          <w:sz w:val="28"/>
-          <w:szCs w:val="48"/>
-        </w:rPr>
-        <w:t xml:space="preserve"> also add white to the colors that you can cycle through in the index.  (white is formed by turning all of the different colors on).</w:t>
+      <w:proofErr w:type="gramStart"/>
+      <w:r>
+        <w:rPr>
+          <w:sz w:val="28"/>
+          <w:szCs w:val="48"/>
+        </w:rPr>
+        <w:t>A</w:t>
+      </w:r>
+      <w:r>
+        <w:rPr>
+          <w:sz w:val="28"/>
+          <w:szCs w:val="48"/>
+        </w:rPr>
+        <w:t>lso</w:t>
+      </w:r>
+      <w:proofErr w:type="gramEnd"/>
+      <w:r>
+        <w:rPr>
+          <w:sz w:val="28"/>
+          <w:szCs w:val="48"/>
+        </w:rPr>
+        <w:t xml:space="preserve"> add white to the colors that you can cycle through in the index</w:t>
+      </w:r>
+      <w:r>
+        <w:rPr>
+          <w:sz w:val="28"/>
+          <w:szCs w:val="48"/>
+        </w:rPr>
+        <w:t xml:space="preserve"> by pressing the button down</w:t>
+      </w:r>
+      <w:r>
+        <w:rPr>
+          <w:sz w:val="28"/>
+          <w:szCs w:val="48"/>
+        </w:rPr>
+        <w:t xml:space="preserve">.  (white is formed by turning </w:t>
+      </w:r>
+      <w:proofErr w:type="gramStart"/>
+      <w:r>
+        <w:rPr>
+          <w:sz w:val="28"/>
+          <w:szCs w:val="48"/>
+        </w:rPr>
+        <w:t>all of</w:t>
+      </w:r>
+      <w:proofErr w:type="gramEnd"/>
+      <w:r>
+        <w:rPr>
+          <w:sz w:val="28"/>
+          <w:szCs w:val="48"/>
+        </w:rPr>
+        <w:t xml:space="preserve"> the different colors on</w:t>
+      </w:r>
+      <w:r>
+        <w:rPr>
+          <w:sz w:val="28"/>
+          <w:szCs w:val="48"/>
+        </w:rPr>
+        <w:t xml:space="preserve"> and might require different coding</w:t>
+      </w:r>
+      <w:r>
+        <w:rPr>
+          <w:sz w:val="28"/>
+          <w:szCs w:val="48"/>
+        </w:rPr>
+        <w:t>).</w:t>
       </w:r>
     </w:p>
     <w:p>
@@ -3127,7 +3951,21 @@
           <w:sz w:val="28"/>
           <w:szCs w:val="48"/>
         </w:rPr>
-        <w:t>should probably design your code similarly to the other assignments though.</w:t>
+        <w:t xml:space="preserve">should </w:t>
+      </w:r>
+      <w:r>
+        <w:rPr>
+          <w:sz w:val="28"/>
+          <w:szCs w:val="48"/>
+        </w:rPr>
+        <w:t>absolutely be reusing your finished code from assignments 6 and 7</w:t>
+      </w:r>
+      <w:r>
+        <w:rPr>
+          <w:sz w:val="28"/>
+          <w:szCs w:val="48"/>
+        </w:rPr>
+        <w:t>.</w:t>
       </w:r>
     </w:p>
     <w:p>
@@ -3198,7 +4036,51 @@
           <w:sz w:val="28"/>
           <w:szCs w:val="48"/>
         </w:rPr>
-        <w:t xml:space="preserve"> assignment.  The goal of this project is to design a system that tests the reaction time of the participants.  We are investigating the reaction time of humans to an LED turning on, or their reaction time to and LED turning off.  For now we’ll simulate this by having the program print the words on and off.  Afterwards, we’ll use VBA and excel to analyze some of the data, so we’ll need a way to read it effectively into excel.  For this you’ll be generating a comma separated value(.csv) as output while running the code.  The .csv files from all students will be placed in a single folder and distributed to the class for analysis.</w:t>
+        <w:t xml:space="preserve"> assignment.  The goal of this project is to design a system that tests</w:t>
+      </w:r>
+      <w:r>
+        <w:rPr>
+          <w:sz w:val="28"/>
+          <w:szCs w:val="48"/>
+        </w:rPr>
+        <w:t xml:space="preserve"> and records</w:t>
+      </w:r>
+      <w:r>
+        <w:rPr>
+          <w:sz w:val="28"/>
+          <w:szCs w:val="48"/>
+        </w:rPr>
+        <w:t xml:space="preserve"> the reaction time of the participants.  We are investigating the reaction time of humans to an LED turning on, or their reaction time to and LED turning off.  For </w:t>
+      </w:r>
+      <w:proofErr w:type="gramStart"/>
+      <w:r>
+        <w:rPr>
+          <w:sz w:val="28"/>
+          <w:szCs w:val="48"/>
+        </w:rPr>
+        <w:t>now</w:t>
+      </w:r>
+      <w:proofErr w:type="gramEnd"/>
+      <w:r>
+        <w:rPr>
+          <w:sz w:val="28"/>
+          <w:szCs w:val="48"/>
+        </w:rPr>
+        <w:t xml:space="preserve"> we’ll simulate this by having the program print the words on and off.  Afterwards, we’ll use VBA and excel to analyze some of the data, so we’ll need a way to read it effectively into excel.  </w:t>
+      </w:r>
+      <w:r>
+        <w:rPr>
+          <w:sz w:val="28"/>
+          <w:szCs w:val="48"/>
+        </w:rPr>
+        <w:t>Y</w:t>
+      </w:r>
+      <w:r>
+        <w:rPr>
+          <w:sz w:val="28"/>
+          <w:szCs w:val="48"/>
+        </w:rPr>
+        <w:t>ou’ll be generating a comma separated value(.csv) as output while running the code.  The .csv files from all students will be placed in a single folder and distributed to the class for analysis.</w:t>
       </w:r>
     </w:p>
     <w:p>
@@ -3214,7 +4096,22 @@
           <w:szCs w:val="48"/>
         </w:rPr>
         <w:tab/>
-        <w:t xml:space="preserve">So the first thing to do is to set up the testing functionality.  </w:t>
+      </w:r>
+      <w:proofErr w:type="gramStart"/>
+      <w:r>
+        <w:rPr>
+          <w:sz w:val="28"/>
+          <w:szCs w:val="48"/>
+        </w:rPr>
+        <w:t>So</w:t>
+      </w:r>
+      <w:proofErr w:type="gramEnd"/>
+      <w:r>
+        <w:rPr>
+          <w:sz w:val="28"/>
+          <w:szCs w:val="48"/>
+        </w:rPr>
+        <w:t xml:space="preserve"> the first thing to do is to set up the testing functionality.  </w:t>
       </w:r>
       <w:r>
         <w:rPr>
@@ -3235,7 +4132,23 @@
           <w:sz w:val="28"/>
           <w:szCs w:val="48"/>
         </w:rPr>
-        <w:t>-4 seconds before activating.  When the enter key is finally pressed the delay time between the light turning on and the key being pressed should be recorded.</w:t>
+        <w:t xml:space="preserve">-4 seconds before activating.  When the </w:t>
+      </w:r>
+      <w:proofErr w:type="gramStart"/>
+      <w:r>
+        <w:rPr>
+          <w:sz w:val="28"/>
+          <w:szCs w:val="48"/>
+        </w:rPr>
+        <w:t>enter</w:t>
+      </w:r>
+      <w:proofErr w:type="gramEnd"/>
+      <w:r>
+        <w:rPr>
+          <w:sz w:val="28"/>
+          <w:szCs w:val="48"/>
+        </w:rPr>
+        <w:t xml:space="preserve"> key is finally pressed the delay time between the light turning on and the key being pressed should be recorded.</w:t>
       </w:r>
     </w:p>
     <w:p>
@@ -3267,7 +4180,39 @@
           <w:szCs w:val="48"/>
         </w:rPr>
         <w:tab/>
-        <w:t>If we need 4 more turn-on tests but only 1 more turn-off test, then we’ll create a random number from 1 to 5 with randint (or multiply random by five).  If the number is less than 5 then it’s an off test, but if it’s 1, 2, 3, or 4 then it’s an on test.  It should work even if there’s only one type left although it might not be the most efficient code in that case.</w:t>
+        <w:t xml:space="preserve">If we need 4 more turn-on tests but only 1 more turn-off test, then we’ll create a random number from 1 to 5 with </w:t>
+      </w:r>
+      <w:proofErr w:type="spellStart"/>
+      <w:r>
+        <w:rPr>
+          <w:sz w:val="28"/>
+          <w:szCs w:val="48"/>
+        </w:rPr>
+        <w:t>randint</w:t>
+      </w:r>
+      <w:proofErr w:type="spellEnd"/>
+      <w:r>
+        <w:rPr>
+          <w:sz w:val="28"/>
+          <w:szCs w:val="48"/>
+        </w:rPr>
+        <w:t xml:space="preserve"> (or multiply random by five).  If the number is less than 5 then it’s an off test, but if it’s 1, 2, 3, or 4 then it’s an on test.  </w:t>
+      </w:r>
+      <w:r>
+        <w:rPr>
+          <w:sz w:val="28"/>
+          <w:szCs w:val="48"/>
+        </w:rPr>
+        <w:t>This should work even if there’s just one type left</w:t>
+      </w:r>
+      <w:bookmarkStart w:id="0" w:name="_GoBack"/>
+      <w:bookmarkEnd w:id="0"/>
+      <w:r>
+        <w:rPr>
+          <w:sz w:val="28"/>
+          <w:szCs w:val="48"/>
+        </w:rPr>
+        <w:t>.</w:t>
       </w:r>
     </w:p>
     <w:p>
@@ -3305,21 +4250,14 @@
           <w:sz w:val="28"/>
           <w:szCs w:val="48"/>
         </w:rPr>
-        <w:t xml:space="preserve"> might create one called outputF</w:t>
-      </w:r>
-      <w:r>
-        <w:rPr>
-          <w:sz w:val="28"/>
-          <w:szCs w:val="48"/>
-        </w:rPr>
-        <w:t>lannelBoy</w:t>
-      </w:r>
-      <w:r>
-        <w:rPr>
-          <w:sz w:val="28"/>
-          <w:szCs w:val="48"/>
-        </w:rPr>
-        <w:t xml:space="preserve"> or outputdswarre2 if I wanted to be safe</w:t>
+        <w:t xml:space="preserve"> might create one called </w:t>
+      </w:r>
+      <w:r>
+        <w:rPr>
+          <w:sz w:val="28"/>
+          <w:szCs w:val="48"/>
+        </w:rPr>
+        <w:t>outputdswarre2</w:t>
       </w:r>
       <w:r>
         <w:rPr>
@@ -3347,7 +4285,23 @@
           <w:sz w:val="28"/>
           <w:szCs w:val="48"/>
         </w:rPr>
-        <w:t>the unique identifier of the particular participant, the type of test performed (on, off), and the time it took for the student to react.</w:t>
+        <w:t xml:space="preserve">the unique identifier of the </w:t>
+      </w:r>
+      <w:proofErr w:type="gramStart"/>
+      <w:r>
+        <w:rPr>
+          <w:sz w:val="28"/>
+          <w:szCs w:val="48"/>
+        </w:rPr>
+        <w:t>particular participant</w:t>
+      </w:r>
+      <w:proofErr w:type="gramEnd"/>
+      <w:r>
+        <w:rPr>
+          <w:sz w:val="28"/>
+          <w:szCs w:val="48"/>
+        </w:rPr>
+        <w:t>, the type of test performed (on, off), and the time it took for the student to react.</w:t>
       </w:r>
     </w:p>
     <w:p>
@@ -3363,7 +4317,14 @@
           <w:szCs w:val="48"/>
         </w:rPr>
         <w:tab/>
-        <w:t>We can finish this assignment up by prompting the user for their unique identifier, and then continuing to prompt for more tests until enough data has been taken.  Now test your system and several other students’!</w:t>
+        <w:t>We can finish this assignment up by prompting the user for their unique identifier, and then continuing to prompt for more tests unt</w:t>
+      </w:r>
+      <w:r>
+        <w:rPr>
+          <w:sz w:val="28"/>
+          <w:szCs w:val="48"/>
+        </w:rPr>
+        <w:t>il enough data has been taken.</w:t>
       </w:r>
     </w:p>
     <w:p>
@@ -3469,7 +4430,7 @@
 </file>
 
 <file path=word/numbering.xml><?xml version="1.0" encoding="utf-8"?>
-<w:numbering xmlns:wpc="http://schemas.microsoft.com/office/word/2010/wordprocessingCanvas" xmlns:cx="http://schemas.microsoft.com/office/drawing/2014/chartex" xmlns:cx1="http://schemas.microsoft.com/office/drawing/2015/9/8/chartex" xmlns:cx2="http://schemas.microsoft.com/office/drawing/2015/10/21/chartex" xmlns:mc="http://schemas.openxmlformats.org/markup-compatibility/2006" xmlns:o="urn:schemas-microsoft-com:office:office" xmlns:r="http://schemas.openxmlformats.org/officeDocument/2006/relationships" xmlns:m="http://schemas.openxmlformats.org/officeDocument/2006/math" xmlns:v="urn:schemas-microsoft-com:vml" xmlns:wp14="http://schemas.microsoft.com/office/word/2010/wordprocessingDrawing" xmlns:wp="http://schemas.openxmlformats.org/drawingml/2006/wordprocessingDrawing" xmlns:w10="urn:schemas-microsoft-com:office:word" xmlns:w="http://schemas.openxmlformats.org/wordprocessingml/2006/main" xmlns:w14="http://schemas.microsoft.com/office/word/2010/wordml" xmlns:w15="http://schemas.microsoft.com/office/word/2012/wordml" xmlns:w16se="http://schemas.microsoft.com/office/word/2015/wordml/symex" xmlns:wpg="http://schemas.microsoft.com/office/word/2010/wordprocessingGroup" xmlns:wpi="http://schemas.microsoft.com/office/word/2010/wordprocessingInk" xmlns:wne="http://schemas.microsoft.com/office/word/2006/wordml" xmlns:wps="http://schemas.microsoft.com/office/word/2010/wordprocessingShape" mc:Ignorable="w14 w15 w16se wp14">
+<w:numbering xmlns:wpc="http://schemas.microsoft.com/office/word/2010/wordprocessingCanvas" xmlns:cx="http://schemas.microsoft.com/office/drawing/2014/chartex" xmlns:cx1="http://schemas.microsoft.com/office/drawing/2015/9/8/chartex" xmlns:cx2="http://schemas.microsoft.com/office/drawing/2015/10/21/chartex" xmlns:cx3="http://schemas.microsoft.com/office/drawing/2016/5/9/chartex" xmlns:cx4="http://schemas.microsoft.com/office/drawing/2016/5/10/chartex" xmlns:cx5="http://schemas.microsoft.com/office/drawing/2016/5/11/chartex" xmlns:mc="http://schemas.openxmlformats.org/markup-compatibility/2006" xmlns:o="urn:schemas-microsoft-com:office:office" xmlns:r="http://schemas.openxmlformats.org/officeDocument/2006/relationships" xmlns:m="http://schemas.openxmlformats.org/officeDocument/2006/math" xmlns:v="urn:schemas-microsoft-com:vml" xmlns:wp14="http://schemas.microsoft.com/office/word/2010/wordprocessingDrawing" xmlns:wp="http://schemas.openxmlformats.org/drawingml/2006/wordprocessingDrawing" xmlns:w10="urn:schemas-microsoft-com:office:word" xmlns:w="http://schemas.openxmlformats.org/wordprocessingml/2006/main" xmlns:w14="http://schemas.microsoft.com/office/word/2010/wordml" xmlns:w15="http://schemas.microsoft.com/office/word/2012/wordml" xmlns:w16se="http://schemas.microsoft.com/office/word/2015/wordml/symex" xmlns:wpg="http://schemas.microsoft.com/office/word/2010/wordprocessingGroup" xmlns:wpi="http://schemas.microsoft.com/office/word/2010/wordprocessingInk" xmlns:wne="http://schemas.microsoft.com/office/word/2006/wordml" xmlns:wps="http://schemas.microsoft.com/office/word/2010/wordprocessingShape" mc:Ignorable="w14 w15 w16se wp14">
   <w:abstractNum w:abstractNumId="0" w15:restartNumberingAfterBreak="0">
     <w:nsid w:val="683D4CA7"/>
     <w:multiLevelType w:val="hybridMultilevel"/>
@@ -3606,7 +4567,7 @@
       </w:pPr>
     </w:pPrDefault>
   </w:docDefaults>
-  <w:latentStyles w:defLockedState="0" w:defUIPriority="99" w:defSemiHidden="0" w:defUnhideWhenUsed="0" w:defQFormat="0" w:count="372">
+  <w:latentStyles w:defLockedState="0" w:defUIPriority="99" w:defSemiHidden="0" w:defUnhideWhenUsed="0" w:defQFormat="0" w:count="374">
     <w:lsdException w:name="Normal" w:uiPriority="0" w:qFormat="1"/>
     <w:lsdException w:name="heading 1" w:uiPriority="9" w:qFormat="1"/>
     <w:lsdException w:name="heading 2" w:semiHidden="1" w:uiPriority="9" w:unhideWhenUsed="1" w:qFormat="1"/>
@@ -3979,6 +4940,8 @@
     <w:lsdException w:name="List Table 6 Colorful Accent 6" w:uiPriority="51"/>
     <w:lsdException w:name="List Table 7 Colorful Accent 6" w:uiPriority="52"/>
     <w:lsdException w:name="Mention" w:semiHidden="1" w:unhideWhenUsed="1"/>
+    <w:lsdException w:name="Smart Hyperlink" w:semiHidden="1" w:unhideWhenUsed="1"/>
+    <w:lsdException w:name="Hashtag" w:semiHidden="1" w:unhideWhenUsed="1"/>
   </w:latentStyles>
   <w:style w:type="paragraph" w:default="1" w:styleId="Normal">
     <w:name w:val="Normal"/>
@@ -4345,7 +5308,7 @@
 </file>
 
 <file path=customXml/itemProps1.xml><?xml version="1.0" encoding="utf-8"?>
-<ds:datastoreItem xmlns:ds="http://schemas.openxmlformats.org/officeDocument/2006/customXml" ds:itemID="{C75569E8-8A54-4704-8F9F-E5EDB076F93D}">
+<ds:datastoreItem xmlns:ds="http://schemas.openxmlformats.org/officeDocument/2006/customXml" ds:itemID="{991E0F1D-1586-4AA9-8221-A2FE3D563CBF}">
   <ds:schemaRefs>
     <ds:schemaRef ds:uri="http://schemas.openxmlformats.org/officeDocument/2006/bibliography"/>
   </ds:schemaRefs>
